--- a/templates/template_exames.docx
+++ b/templates/template_exames.docx
@@ -51,7 +51,7 @@
                 <w:color w:val="FFFFFF"/>
                 <w:sz w:val="32"/>
               </w:rPr>
-              <w:t>Apsirtus Clínica Veterinária</w:t>
+              <w:t>Apsirtos Clínica Veterinária</w:t>
             </w:r>
           </w:p>
           <w:p>

--- a/templates/template_exames.docx
+++ b/templates/template_exames.docx
@@ -424,7 +424,7 @@
     <w:sectPr>
       <w:footerReference w:type="default" r:id="rId9"/>
       <w:pgSz w:w="11906" w:h="16838"/>
-      <w:pgMar w:top="1134" w:right="1134" w:bottom="1587" w:left="1134" w:header="720" w:footer="567" w:gutter="0"/>
+      <w:pgMar w:top="1134" w:right="1134" w:bottom="1984" w:left="1134" w:header="720" w:footer="454" w:gutter="0"/>
       <w:cols w:space="720"/>
       <w:docGrid w:linePitch="360"/>
     </w:sectPr>
